--- a/KHBD_Tin_học/Lớp_2/Tuần_03/KHBD_Tin_hoc_Lớp_2_Bai02_Bai_2_On_va_nang_cap_ky_nang_chuot.docx
+++ b/KHBD_Tin_học/Lớp_2/Tuần_03/KHBD_Tin_hoc_Lớp_2_Bai02_Bai_2_On_va_nang_cap_ky_nang_chuot.docx
@@ -9,24 +9,11 @@
       </w:pPr>
       <w:r>
         <w:rPr>
-          <w:rFonts w:ascii="Times New Roman" w:hAnsi="Times New Roman"/>
-          <w:b w:val="0"/>
+          <w:rFonts w:ascii="Times New Roman" w:hAnsi="Times New Roman" w:cs="Times New Roman" w:eastAsia="Times New Roman"/>
           <w:i/>
-          <w:sz w:val="24"/>
-        </w:rPr>
-        <w:t>TUẦN: 03</w:t>
-        <w:tab/>
-        <w:tab/>
-        <w:tab/>
-        <w:tab/>
-        <w:t>Ngày soạn: 10/09/2026</w:t>
-        <w:br/>
-        <w:tab/>
-        <w:tab/>
-        <w:tab/>
-        <w:tab/>
-        <w:tab/>
-        <w:t>Ngày dạy: 17/09/2026</w:t>
+          <w:sz w:val="26"/>
+        </w:rPr>
+        <w:t>Ngày soạn: 15/08/2026   Ngày dạy: 18/08/2026</w:t>
       </w:r>
     </w:p>
     <w:p>
